--- a/downloads/rooms/t15-l01-there-is-no-import-button.docx
+++ b/downloads/rooms/t15-l01-there-is-no-import-button.docx
@@ -54,7 +54,7 @@
     </w:p>
     <w:p>
       <w:r>
-        <w:t>confirm. Five9 publishes Cisco as a SIP gateway type. This lab did not find an official UCCX or UCCE migration wizard. Mappings below are instructional.. last checked 2026-10.</w:t>
+        <w:t>confirm. Five9 publishes Cisco as a SIP gateway type. This lab did not find an official UCCX or UCCE migration wizard. Mappings below are instructional. last checked 2026-10.</w:t>
       </w:r>
     </w:p>
   </w:body>
